--- a/aura-documents/output/word/06-hr-templates/06-performance-appraisal-form.docx
+++ b/aura-documents/output/word/06-hr-templates/06-performance-appraisal-form.docx
@@ -30,7 +30,7 @@
           <w:color w:val="7A6753"/>
           <w:sz w:val="16"/>
         </w:rPr>
-        <w:t xml:space="preserve">Document No. AUR-HR-06 · Version 0.1 (Draft) · Owner: General Manager · Effective: </w:t>
+        <w:t xml:space="preserve">Document No. AUR-HR-06 · Version 0.2 (Draft) · Owner: General Manager · Effective: </w:t>
       </w:r>
       <w:r>
         <w:rPr>
@@ -2941,7 +2941,7 @@
                 <w:color w:val="4A3A2C"/>
                 <w:sz w:val="17"/>
               </w:rPr>
-              <w:t>DHA licence (clinical roles)</w:t>
+              <w:t>Practitioner certification (Healer and facilitator roles)</w:t>
             </w:r>
           </w:p>
         </w:tc>
